--- a/Content_Architecture.docx
+++ b/Content_Architecture.docx
@@ -186,6 +186,149 @@
           <w:sz w:val="17"/>
         </w:rPr>
         <w:t>Figure 1. The content portfolio in three layers, every one feeding the ad-free model.</w:t>
+      </w:r>
+    </w:p>
+    <w:p>
+      <w:pPr>
+        <w:spacing w:before="240" w:after="80"/>
+        <w:pBdr>
+          <w:bottom w:val="single" w:sz="6" w:space="2" w:color="2A9D8F"/>
+        </w:pBdr>
+      </w:pPr>
+      <w:r>
+        <w:rPr>
+          <w:b/>
+          <w:color w:val="1B3A4B"/>
+          <w:sz w:val="32"/>
+        </w:rPr>
+        <w:t>Editorial standards — The Once Rule &amp; the Nerd's veto</w:t>
+      </w:r>
+    </w:p>
+    <w:p>
+      <w:pPr>
+        <w:spacing w:after="100"/>
+      </w:pPr>
+      <w:r>
+        <w:rPr>
+          <w:i w:val="0"/>
+          <w:sz w:val="21"/>
+        </w:rPr>
+        <w:t>These are non-negotiable, because repetition and filler make independent editorial look like advertising or automation — the two things that would destroy the brand's whole premise and the founder's personal credibility.</w:t>
+      </w:r>
+    </w:p>
+    <w:p>
+      <w:pPr>
+        <w:pStyle w:val="ListBullet"/>
+        <w:spacing w:after="60"/>
+      </w:pPr>
+      <w:r>
+        <w:rPr>
+          <w:b/>
+          <w:sz w:val="20"/>
+        </w:rPr>
+        <w:t>The Once Rule.</w:t>
+      </w:r>
+      <w:r>
+        <w:rPr>
+          <w:sz w:val="20"/>
+        </w:rPr>
+        <w:t xml:space="preserve"> A business or location appears </w:t>
+      </w:r>
+      <w:r>
+        <w:rPr>
+          <w:b/>
+          <w:sz w:val="20"/>
+        </w:rPr>
+        <w:t>once per issue — never twice.</w:t>
+      </w:r>
+      <w:r>
+        <w:rPr>
+          <w:sz w:val="20"/>
+        </w:rPr>
+        <w:t xml:space="preserve"> Across a month, </w:t>
+      </w:r>
+      <w:r>
+        <w:rPr>
+          <w:b/>
+          <w:sz w:val="20"/>
+        </w:rPr>
+        <w:t>no more than twice, and twice is rare</w:t>
+      </w:r>
+      <w:r>
+        <w:rPr>
+          <w:sz w:val="20"/>
+        </w:rPr>
+        <w:t xml:space="preserve"> — reserved for genuine news (a closing, then later a reopening) and always from a *fresh* angle, never a repeat. Recurring *threads* are welcome; recurring *mentions of the same name* are not.</w:t>
+      </w:r>
+    </w:p>
+    <w:p>
+      <w:pPr>
+        <w:pStyle w:val="ListBullet"/>
+        <w:spacing w:after="60"/>
+      </w:pPr>
+      <w:r>
+        <w:rPr>
+          <w:b/>
+          <w:sz w:val="20"/>
+        </w:rPr>
+        <w:t>Freshness across issues.</w:t>
+      </w:r>
+      <w:r>
+        <w:rPr>
+          <w:sz w:val="20"/>
+        </w:rPr>
+        <w:t xml:space="preserve"> Each issue's cast of businesses should be distinct from the last issue's. If a place was the Hidden Gem last week, it is not the 'now open' note this week.</w:t>
+      </w:r>
+    </w:p>
+    <w:p>
+      <w:pPr>
+        <w:pStyle w:val="ListBullet"/>
+        <w:spacing w:after="60"/>
+      </w:pPr>
+      <w:r>
+        <w:rPr>
+          <w:b/>
+          <w:sz w:val="20"/>
+        </w:rPr>
+        <w:t>The Nerd's veto.</w:t>
+      </w:r>
+      <w:r>
+        <w:rPr>
+          <w:sz w:val="20"/>
+        </w:rPr>
+        <w:t xml:space="preserve"> The research layer does more than check facts — it </w:t>
+      </w:r>
+      <w:r>
+        <w:rPr>
+          <w:b/>
+          <w:sz w:val="20"/>
+        </w:rPr>
+        <w:t>kills copy that reads forced, lazy, padded, or 'paid-for,' and anything that smells like AI slop</w:t>
+      </w:r>
+      <w:r>
+        <w:rPr>
+          <w:sz w:val="20"/>
+        </w:rPr>
+        <w:t xml:space="preserve"> (recycled names, generic filler, the same story told twice). If it wouldn't survive a sharp local reader's eye, it doesn't run.</w:t>
+      </w:r>
+    </w:p>
+    <w:p>
+      <w:pPr>
+        <w:pStyle w:val="ListBullet"/>
+        <w:spacing w:after="60"/>
+      </w:pPr>
+      <w:r>
+        <w:rPr>
+          <w:b/>
+          <w:sz w:val="20"/>
+        </w:rPr>
+        <w:t>The test before publish:</w:t>
+      </w:r>
+      <w:r>
+        <w:rPr>
+          <w:sz w:val="20"/>
+        </w:rPr>
+        <w:t xml:space="preserve"> would a skeptical Chattanoogan think this was written by a person who actually went there — or by a machine padding a template? Only the first ships.</w:t>
       </w:r>
     </w:p>
     <w:p>

--- a/Content_Architecture.docx
+++ b/Content_Architecture.docx
@@ -87,7 +87,7 @@
           <w:i w:val="0"/>
           <w:sz w:val="21"/>
         </w:rPr>
-        <w:t xml:space="preserve"> Every section in this architecture is a point of view only the Scout has, which is the reason a membership is worth paying for. The portfolio runs on three layers — </w:t>
+        <w:t xml:space="preserve"> Every section in this architecture is a point of view only the Insider has, which is the reason a membership is worth paying for. The portfolio runs on three layers — </w:t>
       </w:r>
       <w:r>
         <w:rPr>
@@ -480,7 +480,7 @@
                 <w:color w:val="1B3A4B"/>
                 <w:sz w:val="16"/>
               </w:rPr>
-              <w:t>The Scout's Note</w:t>
+              <w:t>The Insider's Note</w:t>
             </w:r>
           </w:p>
         </w:tc>
@@ -2026,7 +2026,7 @@
                 <w:b w:val="0"/>
                 <w:sz w:val="16"/>
               </w:rPr>
-              <w:t>Print perk (premium magnet); Scout-led trips; DMO underwriting</w:t>
+              <w:t>Print perk (premium magnet); Insider-led trips; DMO underwriting</w:t>
             </w:r>
           </w:p>
         </w:tc>
@@ -2160,7 +2160,7 @@
                 <w:b w:val="0"/>
                 <w:sz w:val="20"/>
               </w:rPr>
-              <w:t>The Scout's Note → What's New Around Town</w:t>
+              <w:t>The Insider's Note → What's New Around Town</w:t>
             </w:r>
           </w:p>
         </w:tc>
@@ -2373,7 +2373,7 @@
           <w:i w:val="0"/>
           <w:sz w:val="21"/>
         </w:rPr>
-        <w:t xml:space="preserve">Illustrative placement — monthly and seasonal pillars recur on roughly the cadence in the catalog. Anchors (Scout's Note, What's New, The Standing Invitation, You Told Us) run </w:t>
+        <w:t xml:space="preserve">Illustrative placement — monthly and seasonal pillars recur on roughly the cadence in the catalog. Anchors (Insider's Note, What's New, The Standing Invitation, You Told Us) run </w:t>
       </w:r>
       <w:r>
         <w:rPr>
@@ -3635,7 +3635,7 @@
                 <w:b w:val="0"/>
                 <w:sz w:val="18"/>
               </w:rPr>
-              <w:t>The weekly Scout newsletter and public sections. Top-of-funnel; builds the list and the habit.</w:t>
+              <w:t>The weekly Insider newsletter and public sections. Top-of-funnel; builds the list and the habit.</w:t>
             </w:r>
           </w:p>
         </w:tc>
@@ -3695,7 +3695,7 @@
                 <w:b w:val="0"/>
                 <w:sz w:val="18"/>
               </w:rPr>
-              <w:t>Full members-only archive; members-first 'Just Licensed' intel; The Dig insider notes; the Standing-Invitation assignment archive; member event pricing; the Scout Card; community access.</w:t>
+              <w:t>Full members-only archive; members-first 'Just Licensed' intel; The Dig insider notes; the Standing-Invitation assignment archive; member event pricing; the Insider Card; community access.</w:t>
             </w:r>
           </w:p>
         </w:tc>
@@ -3717,7 +3717,7 @@
                 <w:color w:val="1B3A4B"/>
                 <w:sz w:val="18"/>
               </w:rPr>
-              <w:t>Founding Scout</w:t>
+              <w:t>Founding Insider</w:t>
             </w:r>
           </w:p>
         </w:tc>
@@ -3776,7 +3776,7 @@
           <w:color w:val="6B7B85"/>
           <w:sz w:val="16"/>
         </w:rPr>
-        <w:t>Free acquires; Member is the core reader-revenue tier; Founding Scout is built around the print perks (Getaway Field Guide + Almanac).</w:t>
+        <w:t>Free acquires; Member is the core reader-revenue tier; Founding Insider is built around the print perks (Getaway Field Guide + Almanac).</w:t>
       </w:r>
     </w:p>
     <w:p>
@@ -4910,7 +4910,7 @@
                 <w:b w:val="0"/>
                 <w:sz w:val="17"/>
               </w:rPr>
-              <w:t>Scout-led group trips</w:t>
+              <w:t>Insider-led group trips</w:t>
             </w:r>
           </w:p>
         </w:tc>
@@ -4950,7 +4950,7 @@
           <w:color w:val="6B7B85"/>
           <w:sz w:val="18"/>
         </w:rPr>
-        <w:t>Walled partner lines (Open Door listings, Good Dog pet-partners, Getaway/DMO underwriting, the Scout Card) follow the bright line: a business can buy a booth, a listing, a ticket, or sponsor an experience — never a sentence of editorial.</w:t>
+        <w:t>Walled partner lines (Open Door listings, Good Dog pet-partners, Getaway/DMO underwriting, the Insider Card) follow the bright line: a business can buy a booth, a listing, a ticket, or sponsor an experience — never a sentence of editorial.</w:t>
       </w:r>
     </w:p>
     <w:sectPr>
